--- a/workspace/outputs/See_document_Maintenance_Approval_Note.docx
+++ b/workspace/outputs/See_document_Maintenance_Approval_Note.docx
@@ -187,7 +187,7 @@
           </w:tcPr>
           <w:p>
             <w:r>
-              <w:t>2026-09-04 09:45</w:t>
+              <w:t>2026-09-06 17:47</w:t>
             </w:r>
           </w:p>
         </w:tc>
@@ -215,83 +215,8 @@
       </w:r>
     </w:p>
     <w:p>
-      <w:pPr>
-        <w:pStyle w:val="ListBullet"/>
-      </w:pPr>
       <w:r>
-        <w:t>1. VIBRATION - ABNORMAL</w:t>
-      </w:r>
-    </w:p>
-    <w:p>
-      <w:pPr>
-        <w:pStyle w:val="ListBullet"/>
-      </w:pPr>
-      <w:r>
-        <w:t>Vibration readings at pump discharge end: 8.7 mm/s (RMS)</w:t>
-      </w:r>
-    </w:p>
-    <w:p>
-      <w:pPr>
-        <w:pStyle w:val="ListBullet"/>
-      </w:pPr>
-      <w:r>
-        <w:t>2. SEAL LEAKAGE - DETECTED</w:t>
-      </w:r>
-    </w:p>
-    <w:p>
-      <w:pPr>
-        <w:pStyle w:val="ListBullet"/>
-      </w:pPr>
-      <w:r>
-        <w:t>Mechanical seal showing minor leakage at drive end</w:t>
-      </w:r>
-    </w:p>
-    <w:p>
-      <w:pPr>
-        <w:pStyle w:val="ListBullet"/>
-      </w:pPr>
-      <w:r>
-        <w:t>Estimated leakage rate: 3-4 drops/minute</w:t>
-      </w:r>
-    </w:p>
-    <w:p>
-      <w:pPr>
-        <w:pStyle w:val="ListBullet"/>
-      </w:pPr>
-      <w:r>
-        <w:t>Seal type: Single mechanical seal, Type A</w:t>
-      </w:r>
-    </w:p>
-    <w:p>
-      <w:pPr>
-        <w:pStyle w:val="ListBullet"/>
-      </w:pPr>
-      <w:r>
-        <w:t>Status: DEGRADED - Schedule seal replacement</w:t>
-      </w:r>
-    </w:p>
-    <w:p>
-      <w:pPr>
-        <w:pStyle w:val="ListBullet"/>
-      </w:pPr>
-      <w:r>
-        <w:t>3. BEARING TEMPERATURE - ELEVATED</w:t>
-      </w:r>
-    </w:p>
-    <w:p>
-      <w:pPr>
-        <w:pStyle w:val="ListBullet"/>
-      </w:pPr>
-      <w:r>
-        <w:t>Drive end bearing: 86 degrees Celsius</w:t>
-      </w:r>
-    </w:p>
-    <w:p>
-      <w:pPr>
-        <w:pStyle w:val="ListBullet"/>
-      </w:pPr>
-      <w:r>
-        <w:t>Non-drive end bearing: 79 degrees Celsius</w:t>
+        <w:t>No specific findings extracted.</w:t>
       </w:r>
     </w:p>
     <w:p>
@@ -302,89 +227,11 @@
         <w:t>5. Measurements &amp; Observations</w:t>
       </w:r>
     </w:p>
-    <w:tbl>
-      <w:tblPr>
-        <w:tblStyle w:val="LightShading-Accent1"/>
-        <w:tblW w:type="auto" w:w="0"/>
-        <w:tblLook w:firstColumn="1" w:firstRow="1" w:lastColumn="0" w:lastRow="0" w:noHBand="0" w:noVBand="1" w:val="04A0"/>
-      </w:tblPr>
-      <w:tblGrid>
-        <w:gridCol w:w="4320"/>
-        <w:gridCol w:w="4320"/>
-      </w:tblGrid>
-      <w:tr>
-        <w:tc>
-          <w:tcPr>
-            <w:tcW w:type="dxa" w:w="4320"/>
-          </w:tcPr>
-          <w:p>
-            <w:r>
-              <w:rPr>
-                <w:b/>
-              </w:rPr>
-              <w:t>Parameter</w:t>
-            </w:r>
-          </w:p>
-        </w:tc>
-        <w:tc>
-          <w:tcPr>
-            <w:tcW w:type="dxa" w:w="4320"/>
-          </w:tcPr>
-          <w:p>
-            <w:r>
-              <w:rPr>
-                <w:b/>
-              </w:rPr>
-              <w:t>Measured Value</w:t>
-            </w:r>
-          </w:p>
-        </w:tc>
-      </w:tr>
-      <w:tr>
-        <w:tc>
-          <w:tcPr>
-            <w:tcW w:type="dxa" w:w="4320"/>
-          </w:tcPr>
-          <w:p>
-            <w:r>
-              <w:t>temperature</w:t>
-            </w:r>
-          </w:p>
-        </w:tc>
-        <w:tc>
-          <w:tcPr>
-            <w:tcW w:type="dxa" w:w="4320"/>
-          </w:tcPr>
-          <w:p>
-            <w:r>
-              <w:t>6. C</w:t>
-            </w:r>
-          </w:p>
-        </w:tc>
-      </w:tr>
-      <w:tr>
-        <w:tc>
-          <w:tcPr>
-            <w:tcW w:type="dxa" w:w="4320"/>
-          </w:tcPr>
-          <w:p>
-            <w:r>
-              <w:t>pressure</w:t>
-            </w:r>
-          </w:p>
-        </w:tc>
-        <w:tc>
-          <w:tcPr>
-            <w:tcW w:type="dxa" w:w="4320"/>
-          </w:tcPr>
-          <w:p>
-            <w:r>
-              <w:t>2.1 bar</w:t>
-            </w:r>
-          </w:p>
-        </w:tc>
-      </w:tr>
-    </w:tbl>
+    <w:p>
+      <w:r>
+        <w:t>No specific measurements recorded.</w:t>
+      </w:r>
+    </w:p>
     <w:p>
       <w:pPr>
         <w:pStyle w:val="Heading2"/>
@@ -421,28 +268,13 @@
     </w:p>
     <w:p>
       <w:r>
-        <w:t xml:space="preserve">### Maintenance Assessment &amp; Recommendation  </w:t>
+        <w:t xml:space="preserve">1. **Severity**: Medium  </w:t>
         <w:br/>
+        <w:t xml:space="preserve">2. **Key risks if not addressed**: Potential for unplanned downtime, equipment damage, or operational inefficiency due to unresolved process deviations.  </w:t>
         <w:br/>
-        <w:t xml:space="preserve">**1. Severity**: High  </w:t>
+        <w:t xml:space="preserve">3. **Specific recommended action**: Implement targeted corrective action based on root cause analysis (e.g., recalibration, component replacement, or process adjustment) to resolve the identified deviation.  </w:t>
         <w:br/>
-        <w:t xml:space="preserve">*(Rationale: Combines abnormal vibration (&gt;4.5 mm/s RMS), detectable seal degradation, and elevated bearing temperatures (&gt;70°C), indicating progressive failure risk without immediate catastrophic failure)*  </w:t>
-        <w:br/>
-        <w:br/>
-        <w:t xml:space="preserve">**2. Key Risks if Unaddressed**:  </w:t>
-        <w:br/>
-        <w:t xml:space="preserve">- Drive bearing damage (thermal runaway risk at 86°C) within 24–72 hours.  </w:t>
-        <w:br/>
-        <w:t xml:space="preserve">- Seal failure escalation (leakage rate could increase to 10+ drops/min, risking process contamination and fluid loss).  </w:t>
-        <w:br/>
-        <w:t xml:space="preserve">- Vibration-induced misalignment or bearing fatigue, accelerating equipment failure.  </w:t>
-        <w:br/>
-        <w:br/>
-        <w:t xml:space="preserve">**3. Specific Recommended Action**:  </w:t>
-        <w:br/>
-        <w:t xml:space="preserve">- **Immediate**: Replace degraded mechanical seal (Type A) to eliminate leakage risk.  </w:t>
-        <w:br/>
-        <w:t>- **Follow-up**: Conduct vibration analysis (bearing alignment check) within 48 hours to address root cause of vibration.</w:t>
+        <w:t>4. **Urgency**: Scheduled (Action required within 7–14 business days to prevent</w:t>
       </w:r>
     </w:p>
     <w:p>
@@ -813,7 +645,7 @@
           </w:tcPr>
           <w:p>
             <w:r>
-              <w:t>2026-09-04T09:45:58.063519</w:t>
+              <w:t>2026-09-06T17:47:10.627940</w:t>
             </w:r>
           </w:p>
         </w:tc>
@@ -869,7 +701,7 @@
       <w:jc w:val="center"/>
     </w:pPr>
     <w:r>
-      <w:t>SIH26117 Sovereign AI Workbench | Generated: 2026-09-04 09:45 | LOCAL | DRAFT — HUMAN REVIEW REQUIRED</w:t>
+      <w:t>SIH26117 Sovereign AI Workbench | Generated: 2026-09-06 17:47 | LOCAL | DRAFT — HUMAN REVIEW REQUIRED</w:t>
     </w:r>
   </w:p>
 </w:ftr>
